--- a/lessons/5-2/downloads/5-2-notes-teacher-l1.docx
+++ b/lessons/5-2/downloads/5-2-notes-teacher-l1.docx
@@ -1918,47 +1918,6 @@
         <w:t xml:space="preserve">Write About the Math</w:t>
       </w:r>
     </w:p>
-    <w:p>
-      <w:pPr>
-        <w:spacing w:after="100"/>
-      </w:pPr>
-      <w:r>
-        <w:rPr>
-          <w:i/>
-          <w:iCs/>
-          <w:color w:val="5F6F80"/>
-          <w:sz w:val="19"/>
-          <w:szCs w:val="19"/>
-        </w:rPr>
-        <w:t xml:space="preserve">Use the support level you need. Every level answers the same math question.</w:t>
-      </w:r>
-    </w:p>
-    <w:p>
-      <w:pPr>
-        <w:pStyle w:val="Heading2"/>
-        <w:spacing w:after="80" w:before="180"/>
-      </w:pPr>
-      <w:r>
-        <w:rPr>
-          <w:b/>
-          <w:bCs/>
-          <w:color w:val="12355B"/>
-          <w:sz w:val="24"/>
-          <w:szCs w:val="24"/>
-        </w:rPr>
-        <w:t xml:space="preserve">1. Understand the Question</w:t>
-      </w:r>
-      <w:r>
-        <w:rPr>
-          <w:i/>
-          <w:iCs/>
-          <w:color w:val="B97A12"/>
-          <w:sz w:val="19"/>
-          <w:szCs w:val="19"/>
-        </w:rPr>
-        <w:t xml:space="preserve">   explain</w:t>
-      </w:r>
-    </w:p>
     <w:tbl>
       <w:tblPr>
         <w:tblW w:type="pct" w:w="100%"/>
@@ -1997,38 +1956,16 @@
               </w:rPr>
               <w:t xml:space="preserve">How many cans of paint does the homeowner need?</w:t>
             </w:r>
-          </w:p>
-          <w:p>
-            <w:pPr>
-              <w:spacing w:after="0"/>
-            </w:pPr>
-            <w:r>
-              <w:rPr>
-                <w:b/>
-                <w:bCs/>
-                <w:color w:val="12355B"/>
-                <w:sz w:val="20"/>
-                <w:szCs w:val="20"/>
-              </w:rPr>
-              <w:t xml:space="preserve">Your job:  </w:t>
-            </w:r>
-            <w:r>
-              <w:rPr>
-                <w:sz w:val="20"/>
-                <w:szCs w:val="20"/>
-              </w:rPr>
-              <w:t xml:space="preserve">Answer the question. Use math evidence. Explain how the evidence proves your answer.</w:t>
-            </w:r>
             <w:r>
               <w:rPr>
                 <w:i/>
                 <w:iCs/>
                 <w:color w:val="5F6F80"/>
-                <w:sz w:val="18"/>
-                <w:szCs w:val="18"/>
+                <w:sz w:val="19"/>
+                <w:szCs w:val="19"/>
               </w:rPr>
               <w:br/>
-              <w:t xml:space="preserve">Responde la pregunta. Usa evidencia matemática. Explica cómo la evidencia demuestra tu respuesta.</w:t>
+              <w:t xml:space="preserve">¿Cuántas latas de pintura necesita el dueño de la casa?</w:t>
             </w:r>
           </w:p>
         </w:tc>
@@ -2036,33 +1973,22 @@
     </w:tbl>
     <w:p>
       <w:pPr>
-        <w:pStyle w:val="Heading2"/>
-        <w:spacing w:after="80" w:before="180"/>
-      </w:pPr>
-      <w:r>
-        <w:rPr>
-          <w:b/>
-          <w:bCs/>
-          <w:color w:val="12355B"/>
-          <w:sz w:val="24"/>
-          <w:szCs w:val="24"/>
-        </w:rPr>
-        <w:t xml:space="preserve">2. Plan Your Math Words</w:t>
-      </w:r>
+        <w:spacing w:after="100"/>
+      </w:pPr>
       <w:r>
         <w:rPr>
           <w:i/>
           <w:iCs/>
-          <w:color w:val="1FA6A2"/>
+          <w:color w:val="5F6F80"/>
           <w:sz w:val="19"/>
           <w:szCs w:val="19"/>
         </w:rPr>
-        <w:t xml:space="preserve">   check at least two</w:t>
-      </w:r>
-    </w:p>
-    <w:p>
-      <w:pPr>
-        <w:spacing w:after="60"/>
+        <w:t xml:space="preserve">Say your answer to a partner first. Then write it, using at least two of these words:</w:t>
+      </w:r>
+    </w:p>
+    <w:p>
+      <w:pPr>
+        <w:spacing w:after="40"/>
       </w:pPr>
       <w:r>
         <w:rPr>
@@ -2082,14 +2008,7 @@
           <w:sz w:val="20"/>
           <w:szCs w:val="20"/>
         </w:rPr>
-        <w:t xml:space="preserve">Area of a Triangle — </w:t>
-      </w:r>
-      <w:r>
-        <w:rPr>
-          <w:sz w:val="20"/>
-          <w:szCs w:val="20"/>
-        </w:rPr>
-        <w:t xml:space="preserve">The space inside a triangle. A triangle is half of a rectangle with the same base and height, so A = ½ × b × h.</w:t>
+        <w:t xml:space="preserve">Base</w:t>
       </w:r>
       <w:r>
         <w:rPr>
@@ -2099,13 +2018,12 @@
           <w:sz w:val="18"/>
           <w:szCs w:val="18"/>
         </w:rPr>
-        <w:br/>
-        <w:t xml:space="preserve">Área de un triángulo — El espacio dentro de un triángulo. Un triángulo es la mitad de un rectángulo con la misma base y altura, por eso A = ½ × b × h.</w:t>
-      </w:r>
-    </w:p>
-    <w:p>
-      <w:pPr>
-        <w:spacing w:after="60"/>
+        <w:t xml:space="preserve">  ·  Base</w:t>
+      </w:r>
+    </w:p>
+    <w:p>
+      <w:pPr>
+        <w:spacing w:after="40"/>
       </w:pPr>
       <w:r>
         <w:rPr>
@@ -2125,14 +2043,7 @@
           <w:sz w:val="20"/>
           <w:szCs w:val="20"/>
         </w:rPr>
-        <w:t xml:space="preserve">Base — </w:t>
-      </w:r>
-      <w:r>
-        <w:rPr>
-          <w:sz w:val="20"/>
-          <w:szCs w:val="20"/>
-        </w:rPr>
-        <w:t xml:space="preserve">Any side of a triangle can be the base. Once you pick a base, the height must be measured perpendicular (at a 90° angle) to it.</w:t>
+        <w:t xml:space="preserve">Height</w:t>
       </w:r>
       <w:r>
         <w:rPr>
@@ -2142,13 +2053,12 @@
           <w:sz w:val="18"/>
           <w:szCs w:val="18"/>
         </w:rPr>
-        <w:br/>
-        <w:t xml:space="preserve">Base — Cualquier lado de un triángulo puede ser la base. Una vez que eliges la base, la altura debe medirse perpendicular (en un ángulo de 90°) a ella.</w:t>
-      </w:r>
-    </w:p>
-    <w:p>
-      <w:pPr>
-        <w:spacing w:after="60"/>
+        <w:t xml:space="preserve">  ·  Altura</w:t>
+      </w:r>
+    </w:p>
+    <w:p>
+      <w:pPr>
+        <w:spacing w:after="40"/>
       </w:pPr>
       <w:r>
         <w:rPr>
@@ -2168,14 +2078,7 @@
           <w:sz w:val="20"/>
           <w:szCs w:val="20"/>
         </w:rPr>
-        <w:t xml:space="preserve">Height — </w:t>
-      </w:r>
-      <w:r>
-        <w:rPr>
-          <w:sz w:val="20"/>
-          <w:szCs w:val="20"/>
-        </w:rPr>
-        <w:t xml:space="preserve">The straight-up distance from the base to the top corner.</w:t>
+        <w:t xml:space="preserve">Area</w:t>
       </w:r>
       <w:r>
         <w:rPr>
@@ -2185,13 +2088,12 @@
           <w:sz w:val="18"/>
           <w:szCs w:val="18"/>
         </w:rPr>
-        <w:br/>
-        <w:t xml:space="preserve">Altura — La distancia recta desde la base hasta la esquina de arriba.</w:t>
-      </w:r>
-    </w:p>
-    <w:p>
-      <w:pPr>
-        <w:spacing w:after="60"/>
+        <w:t xml:space="preserve">  ·  Área</w:t>
+      </w:r>
+    </w:p>
+    <w:p>
+      <w:pPr>
+        <w:spacing w:after="40"/>
       </w:pPr>
       <w:r>
         <w:rPr>
@@ -2211,14 +2113,7 @@
           <w:sz w:val="20"/>
           <w:szCs w:val="20"/>
         </w:rPr>
-        <w:t xml:space="preserve">Area — </w:t>
-      </w:r>
-      <w:r>
-        <w:rPr>
-          <w:sz w:val="20"/>
-          <w:szCs w:val="20"/>
-        </w:rPr>
-        <w:t xml:space="preserve">How much space is inside a flat shape.</w:t>
+        <w:t xml:space="preserve">Perpendicular</w:t>
       </w:r>
       <w:r>
         <w:rPr>
@@ -2228,13 +2123,12 @@
           <w:sz w:val="18"/>
           <w:szCs w:val="18"/>
         </w:rPr>
-        <w:br/>
-        <w:t xml:space="preserve">Área — Cuánto espacio hay dentro de una figura plana.</w:t>
-      </w:r>
-    </w:p>
-    <w:p>
-      <w:pPr>
-        <w:spacing w:after="60"/>
+        <w:t xml:space="preserve">  ·  Perpendicular</w:t>
+      </w:r>
+    </w:p>
+    <w:p>
+      <w:pPr>
+        <w:spacing w:after="40"/>
       </w:pPr>
       <w:r>
         <w:rPr>
@@ -2254,14 +2148,7 @@
           <w:sz w:val="20"/>
           <w:szCs w:val="20"/>
         </w:rPr>
-        <w:t xml:space="preserve">Perpendicular — </w:t>
-      </w:r>
-      <w:r>
-        <w:rPr>
-          <w:sz w:val="20"/>
-          <w:szCs w:val="20"/>
-        </w:rPr>
-        <w:t xml:space="preserve">Two lines that meet to make a square corner (90 degrees).</w:t>
+        <w:t xml:space="preserve">Composite figure</w:t>
       </w:r>
       <w:r>
         <w:rPr>
@@ -2271,109 +2158,7 @@
           <w:sz w:val="18"/>
           <w:szCs w:val="18"/>
         </w:rPr>
-        <w:br/>
-        <w:t xml:space="preserve">Perpendicular — Dos líneas que se unen formando una esquina recta (90 grados).</w:t>
-      </w:r>
-    </w:p>
-    <w:tbl>
-      <w:tblPr>
-        <w:tblW w:type="pct" w:w="100%"/>
-        <w:tblBorders>
-          <w:top w:val="single" w:color="1FA6A2" w:sz="8"/>
-          <w:left w:val="single" w:color="1FA6A2" w:sz="8"/>
-          <w:bottom w:val="single" w:color="1FA6A2" w:sz="8"/>
-          <w:right w:val="single" w:color="1FA6A2" w:sz="8"/>
-          <w:insideH w:val="single" w:color="auto" w:sz="4"/>
-          <w:insideV w:val="single" w:color="auto" w:sz="4"/>
-        </w:tblBorders>
-      </w:tblPr>
-      <w:tblGrid>
-        <w:gridCol w:w="100"/>
-      </w:tblGrid>
-      <w:tr>
-        <w:tc>
-          <w:tcPr>
-            <w:shd w:fill="F7FFFD" w:color="auto" w:val="clear"/>
-            <w:tcMar>
-              <w:top w:type="dxa" w:w="120"/>
-              <w:left w:type="dxa" w:w="180"/>
-              <w:bottom w:type="dxa" w:w="120"/>
-              <w:right w:type="dxa" w:w="180"/>
-            </w:tcMar>
-          </w:tcPr>
-          <w:p>
-            <w:pPr>
-              <w:spacing w:after="50"/>
-            </w:pPr>
-            <w:r>
-              <w:rPr>
-                <w:b/>
-                <w:bCs/>
-                <w:color w:val="1FA6A2"/>
-                <w:sz w:val="20"/>
-                <w:szCs w:val="20"/>
-              </w:rPr>
-              <w:t xml:space="preserve">Say it first:  </w:t>
-            </w:r>
-            <w:r>
-              <w:rPr>
-                <w:sz w:val="20"/>
-                <w:szCs w:val="20"/>
-              </w:rPr>
-              <w:t xml:space="preserve">Say your idea to a partner or quietly to yourself before you write.</w:t>
-            </w:r>
-          </w:p>
-          <w:p>
-            <w:pPr>
-              <w:spacing w:after="60"/>
-            </w:pPr>
-            <w:r>
-              <w:rPr>
-                <w:color w:val="1A2733"/>
-                <w:sz w:val="21"/>
-                <w:szCs w:val="21"/>
-              </w:rPr>
-              <w:t xml:space="preserve">The wall's area is ___ sq ft because A = 1/2 × ___ × ___. She needs ___ cans because ___ ÷ 50 = ___.</w:t>
-            </w:r>
-            <w:r>
-              <w:rPr>
-                <w:i/>
-                <w:iCs/>
-                <w:color w:val="5F6F80"/>
-                <w:sz w:val="19"/>
-                <w:szCs w:val="19"/>
-              </w:rPr>
-              <w:br/>
-              <w:t xml:space="preserve">Di tu respuesta primero: Mi respuesta es ___ porque ___.</w:t>
-            </w:r>
-          </w:p>
-        </w:tc>
-      </w:tr>
-    </w:tbl>
-    <w:p>
-      <w:pPr>
-        <w:pStyle w:val="Heading2"/>
-        <w:spacing w:after="80" w:before="180"/>
-      </w:pPr>
-      <w:r>
-        <w:rPr>
-          <w:b/>
-          <w:bCs/>
-          <w:color w:val="12355B"/>
-          <w:sz w:val="24"/>
-          <w:szCs w:val="24"/>
-        </w:rPr>
-        <w:t xml:space="preserve">3. Build Your Explanation</w:t>
-      </w:r>
-      <w:r>
-        <w:rPr>
-          <w:i/>
-          <w:iCs/>
-          <w:color w:val="B97A12"/>
-          <w:sz w:val="19"/>
-          <w:szCs w:val="19"/>
-        </w:rPr>
-        <w:t xml:space="preserve">   choose your support</w:t>
+        <w:t xml:space="preserve">  ·  Figura compuesta</w:t>
       </w:r>
     </w:p>
     <w:tbl>
@@ -2404,21 +2189,6 @@
           </w:tcPr>
           <w:p>
             <w:pPr>
-              <w:spacing w:after="50"/>
-            </w:pPr>
-            <w:r>
-              <w:rPr>
-                <w:i/>
-                <w:iCs/>
-                <w:color w:val="5F6F80"/>
-                <w:sz w:val="19"/>
-                <w:szCs w:val="19"/>
-              </w:rPr>
-              <w:t xml:space="preserve">This model shows the parts of an explanation. It does not answer your writing question.</w:t>
-            </w:r>
-          </w:p>
-          <w:p>
-            <w:pPr>
               <w:spacing w:after="80"/>
             </w:pPr>
             <w:r>
@@ -2429,58 +2199,14 @@
                 <w:sz w:val="19"/>
                 <w:szCs w:val="19"/>
               </w:rPr>
-              <w:t xml:space="preserve">Claim:  </w:t>
+              <w:t xml:space="preserve">Model:  </w:t>
             </w:r>
             <w:r>
               <w:rPr>
                 <w:sz w:val="19"/>
                 <w:szCs w:val="19"/>
               </w:rPr>
-              <w:t xml:space="preserve">The height is the perpendicular distance from the base to the top corner.</w:t>
-            </w:r>
-          </w:p>
-          <w:p>
-            <w:pPr>
-              <w:spacing w:after="80"/>
-            </w:pPr>
-            <w:r>
-              <w:rPr>
-                <w:b/>
-                <w:bCs/>
-                <w:color w:val="12355B"/>
-                <w:sz w:val="19"/>
-                <w:szCs w:val="19"/>
-              </w:rPr>
-              <w:t xml:space="preserve">Evidence:  </w:t>
-            </w:r>
-            <w:r>
-              <w:rPr>
-                <w:sz w:val="19"/>
-                <w:szCs w:val="19"/>
-              </w:rPr>
-              <w:t xml:space="preserve">Students identify the height as the perpendicular (straight-up, 90-degree) distance from the base to the opposite vertex, not the slanted side.</w:t>
-            </w:r>
-          </w:p>
-          <w:p>
-            <w:pPr>
-              <w:spacing w:after="80"/>
-            </w:pPr>
-            <w:r>
-              <w:rPr>
-                <w:b/>
-                <w:bCs/>
-                <w:color w:val="12355B"/>
-                <w:sz w:val="19"/>
-                <w:szCs w:val="19"/>
-              </w:rPr>
-              <w:t xml:space="preserve">Reasoning:  </w:t>
-            </w:r>
-            <w:r>
-              <w:rPr>
-                <w:sz w:val="19"/>
-                <w:szCs w:val="19"/>
-              </w:rPr>
-              <w:t xml:space="preserve">This evidence connects the definition of area to the mathematical claim.</w:t>
+              <w:t xml:space="preserve">The height is the perpendicular distance from the base to the top corner. — Students identify the height as the perpendicular (straight-up, 90-degree) distance from the base to the opposite vertex, not the slanted side.</w:t>
             </w:r>
           </w:p>
         </w:tc>
@@ -2559,7 +2285,7 @@
           <w:sz w:val="21"/>
           <w:szCs w:val="21"/>
         </w:rPr>
-        <w:t xml:space="preserve">My answer is ___.</w:t>
+        <w:t xml:space="preserve">My answer is ___ because ___.</w:t>
       </w:r>
       <w:r>
         <w:rPr>
@@ -2570,7 +2296,7 @@
           <w:szCs w:val="19"/>
         </w:rPr>
         <w:br/>
-        <w:t xml:space="preserve">Mi respuesta es ___.</w:t>
+        <w:t xml:space="preserve">Mi respuesta es ___ porque ___.</w:t>
       </w:r>
     </w:p>
     <w:tbl>
@@ -2710,7 +2436,7 @@
           <w:sz w:val="21"/>
           <w:szCs w:val="21"/>
         </w:rPr>
-        <w:t xml:space="preserve">I know because ___.</w:t>
+        <w:t xml:space="preserve">My evidence is ___, so ___.</w:t>
       </w:r>
       <w:r>
         <w:rPr>
@@ -2721,31 +2447,7 @@
           <w:szCs w:val="19"/>
         </w:rPr>
         <w:br/>
-        <w:t xml:space="preserve">Lo sé porque ___.</w:t>
-      </w:r>
-    </w:p>
-    <w:p>
-      <w:pPr>
-        <w:spacing w:after="60"/>
-      </w:pPr>
-      <w:r>
-        <w:rPr>
-          <w:color w:val="1A2733"/>
-          <w:sz w:val="21"/>
-          <w:szCs w:val="21"/>
-        </w:rPr>
-        <w:t xml:space="preserve">So ___.</w:t>
-      </w:r>
-      <w:r>
-        <w:rPr>
-          <w:i/>
-          <w:iCs/>
-          <w:color w:val="5F6F80"/>
-          <w:sz w:val="19"/>
-          <w:szCs w:val="19"/>
-        </w:rPr>
-        <w:br/>
-        <w:t xml:space="preserve">Entonces ___.</w:t>
+        <w:t xml:space="preserve">Mi evidencia es ___, entonces ___.</w:t>
       </w:r>
     </w:p>
     <w:tbl>
@@ -2851,78 +2553,6 @@
         <w:t xml:space="preserve">Escribe una afirmación, da evidencia matemática y explica tu razonamiento.</w:t>
       </w:r>
     </w:p>
-    <w:p>
-      <w:pPr>
-        <w:spacing w:after="60"/>
-      </w:pPr>
-      <w:r>
-        <w:rPr>
-          <w:color w:val="1A2733"/>
-          <w:sz w:val="21"/>
-          <w:szCs w:val="21"/>
-        </w:rPr>
-        <w:t xml:space="preserve">My claim is ___.</w:t>
-      </w:r>
-      <w:r>
-        <w:rPr>
-          <w:i/>
-          <w:iCs/>
-          <w:color w:val="5F6F80"/>
-          <w:sz w:val="19"/>
-          <w:szCs w:val="19"/>
-        </w:rPr>
-        <w:br/>
-        <w:t xml:space="preserve">Mi afirmación es ___.</w:t>
-      </w:r>
-    </w:p>
-    <w:p>
-      <w:pPr>
-        <w:spacing w:after="60"/>
-      </w:pPr>
-      <w:r>
-        <w:rPr>
-          <w:color w:val="1A2733"/>
-          <w:sz w:val="21"/>
-          <w:szCs w:val="21"/>
-        </w:rPr>
-        <w:t xml:space="preserve">My math evidence is ___.</w:t>
-      </w:r>
-      <w:r>
-        <w:rPr>
-          <w:i/>
-          <w:iCs/>
-          <w:color w:val="5F6F80"/>
-          <w:sz w:val="19"/>
-          <w:szCs w:val="19"/>
-        </w:rPr>
-        <w:br/>
-        <w:t xml:space="preserve">Mi evidencia matemática es ___.</w:t>
-      </w:r>
-    </w:p>
-    <w:p>
-      <w:pPr>
-        <w:spacing w:after="60"/>
-      </w:pPr>
-      <w:r>
-        <w:rPr>
-          <w:color w:val="1A2733"/>
-          <w:sz w:val="21"/>
-          <w:szCs w:val="21"/>
-        </w:rPr>
-        <w:t xml:space="preserve">This proves ___ because ___.</w:t>
-      </w:r>
-      <w:r>
-        <w:rPr>
-          <w:i/>
-          <w:iCs/>
-          <w:color w:val="5F6F80"/>
-          <w:sz w:val="19"/>
-          <w:szCs w:val="19"/>
-        </w:rPr>
-        <w:br/>
-        <w:t xml:space="preserve">Esto demuestra ___ porque ___.</w:t>
-      </w:r>
-    </w:p>
     <w:tbl>
       <w:tblPr>
         <w:tblW w:type="pct" w:w="100%"/>
@@ -3005,7 +2635,7 @@
           <w:sz w:val="24"/>
           <w:szCs w:val="24"/>
         </w:rPr>
-        <w:t xml:space="preserve">4. Check Your Explanation</w:t>
+        <w:t xml:space="preserve">Check Your Explanation</w:t>
       </w:r>
       <w:r>
         <w:rPr>
@@ -3015,7 +2645,7 @@
           <w:sz w:val="19"/>
           <w:szCs w:val="19"/>
         </w:rPr>
-        <w:t xml:space="preserve">   five quick checks</w:t>
+        <w:t xml:space="preserve">   three quick checks</w:t>
       </w:r>
     </w:p>
     <w:p>
@@ -3039,17 +2669,6 @@
         </w:rPr>
         <w:t xml:space="preserve">I answered the question.</w:t>
       </w:r>
-      <w:r>
-        <w:rPr>
-          <w:i/>
-          <w:iCs/>
-          <w:color w:val="5F6F80"/>
-          <w:sz w:val="18"/>
-          <w:szCs w:val="18"/>
-        </w:rPr>
-        <w:br/>
-        <w:t xml:space="preserve">Respondí la pregunta.</w:t>
-      </w:r>
     </w:p>
     <w:p>
       <w:pPr>
@@ -3070,18 +2689,7 @@
           <w:sz w:val="20"/>
           <w:szCs w:val="20"/>
         </w:rPr>
-        <w:t xml:space="preserve">I used math evidence: numbers, an equation, a model, or a comparison.</w:t>
-      </w:r>
-      <w:r>
-        <w:rPr>
-          <w:i/>
-          <w:iCs/>
-          <w:color w:val="5F6F80"/>
-          <w:sz w:val="18"/>
-          <w:szCs w:val="18"/>
-        </w:rPr>
-        <w:br/>
-        <w:t xml:space="preserve">Usé evidencia matemática: números, una ecuación, un modelo o una comparación.</w:t>
+        <w:t xml:space="preserve">I used math evidence: numbers, an equation, or a model.</w:t>
       </w:r>
     </w:p>
     <w:p>
@@ -3103,84 +2711,7 @@
           <w:sz w:val="20"/>
           <w:szCs w:val="20"/>
         </w:rPr>
-        <w:t xml:space="preserve">I explained how the evidence proves my answer.</w:t>
-      </w:r>
-      <w:r>
-        <w:rPr>
-          <w:i/>
-          <w:iCs/>
-          <w:color w:val="5F6F80"/>
-          <w:sz w:val="18"/>
-          <w:szCs w:val="18"/>
-        </w:rPr>
-        <w:br/>
-        <w:t xml:space="preserve">Expliqué cómo la evidencia demuestra mi respuesta.</w:t>
-      </w:r>
-    </w:p>
-    <w:p>
-      <w:pPr>
-        <w:spacing w:after="80"/>
-      </w:pPr>
-      <w:r>
-        <w:rPr>
-          <w:b/>
-          <w:bCs/>
-          <w:color w:val="1FA6A2"/>
-          <w:sz w:val="22"/>
-          <w:szCs w:val="22"/>
-        </w:rPr>
-        <w:t xml:space="preserve">☐  </w:t>
-      </w:r>
-      <w:r>
-        <w:rPr>
-          <w:sz w:val="20"/>
-          <w:szCs w:val="20"/>
-        </w:rPr>
         <w:t xml:space="preserve">I used at least two math words.</w:t>
-      </w:r>
-      <w:r>
-        <w:rPr>
-          <w:i/>
-          <w:iCs/>
-          <w:color w:val="5F6F80"/>
-          <w:sz w:val="18"/>
-          <w:szCs w:val="18"/>
-        </w:rPr>
-        <w:br/>
-        <w:t xml:space="preserve">Usé por lo menos dos palabras matemáticas.</w:t>
-      </w:r>
-    </w:p>
-    <w:p>
-      <w:pPr>
-        <w:spacing w:after="80"/>
-      </w:pPr>
-      <w:r>
-        <w:rPr>
-          <w:b/>
-          <w:bCs/>
-          <w:color w:val="1FA6A2"/>
-          <w:sz w:val="22"/>
-          <w:szCs w:val="22"/>
-        </w:rPr>
-        <w:t xml:space="preserve">☐  </w:t>
-      </w:r>
-      <w:r>
-        <w:rPr>
-          <w:sz w:val="20"/>
-          <w:szCs w:val="20"/>
-        </w:rPr>
-        <w:t xml:space="preserve">I reread complete sentences and punctuation.</w:t>
-      </w:r>
-      <w:r>
-        <w:rPr>
-          <w:i/>
-          <w:iCs/>
-          <w:color w:val="5F6F80"/>
-          <w:sz w:val="18"/>
-          <w:szCs w:val="18"/>
-        </w:rPr>
-        <w:br/>
-        <w:t xml:space="preserve">Volví a leer mis oraciones completas y la puntuación.</w:t>
       </w:r>
     </w:p>
     <w:p>
@@ -5189,7 +4720,7 @@
           <w:sz w:val="20"/>
           <w:szCs w:val="20"/>
         </w:rPr>
-        <w:t xml:space="preserve">☐  I answered the question.</w:t>
+        <w:t xml:space="preserve">☐  The answer to the math question is correct.</w:t>
       </w:r>
     </w:p>
     <w:p>
@@ -5201,7 +4732,7 @@
           <w:sz w:val="20"/>
           <w:szCs w:val="20"/>
         </w:rPr>
-        <w:t xml:space="preserve">☐  I used math evidence: numbers, an equation, a model, or a comparison.</w:t>
+        <w:t xml:space="preserve">☐  The evidence is real lesson mathematics (numbers, equation, or model), not restated claim.</w:t>
       </w:r>
     </w:p>
     <w:p>
@@ -5213,31 +4744,7 @@
           <w:sz w:val="20"/>
           <w:szCs w:val="20"/>
         </w:rPr>
-        <w:t xml:space="preserve">☐  I explained how the evidence proves my answer.</w:t>
-      </w:r>
-    </w:p>
-    <w:p>
-      <w:pPr>
-        <w:spacing w:after="80"/>
-      </w:pPr>
-      <w:r>
-        <w:rPr>
-          <w:sz w:val="20"/>
-          <w:szCs w:val="20"/>
-        </w:rPr>
-        <w:t xml:space="preserve">☐  I used at least two math words.</w:t>
-      </w:r>
-    </w:p>
-    <w:p>
-      <w:pPr>
-        <w:spacing w:after="80"/>
-      </w:pPr>
-      <w:r>
-        <w:rPr>
-          <w:sz w:val="20"/>
-          <w:szCs w:val="20"/>
-        </w:rPr>
-        <w:t xml:space="preserve">☐  I reread complete sentences and punctuation.</w:t>
+        <w:t xml:space="preserve">☐  The support level changed the language scaffolding, never the mathematical expectation.</w:t>
       </w:r>
     </w:p>
     <w:sectPr>
